--- a/Working Folder/[In Progress] 4 Raymond Mok Kin Yee 莫健儿 - Cycle of Destiny 圆来缘去/4 Raymond Mok Kin Yee 莫健儿 - Cycle of Destiny 圆来缘去 - Errata_v1.docx
+++ b/Working Folder/[In Progress] 4 Raymond Mok Kin Yee 莫健儿 - Cycle of Destiny 圆来缘去/4 Raymond Mok Kin Yee 莫健儿 - Cycle of Destiny 圆来缘去 - Errata_v1.docx
@@ -796,6 +796,12 @@
                 <w:rFonts w:ascii="Times" w:eastAsia="Times" w:hAnsi="Times" w:cs="Times"/>
               </w:rPr>
             </w:pPr>
+            <w:r>
+              <w:rPr>
+                <w:rFonts w:ascii="Times" w:eastAsia="Times" w:hAnsi="Times" w:cs="Times"/>
+              </w:rPr>
+              <w:t>C7</w:t>
+            </w:r>
           </w:p>
         </w:tc>
         <w:tc>
@@ -809,6 +815,12 @@
                 <w:rFonts w:ascii="Times" w:eastAsia="Times" w:hAnsi="Times" w:cs="Times"/>
               </w:rPr>
             </w:pPr>
+            <w:r>
+              <w:rPr>
+                <w:rFonts w:ascii="Times" w:eastAsia="Times" w:hAnsi="Times" w:cs="Times"/>
+              </w:rPr>
+              <w:t>GYSN2</w:t>
+            </w:r>
           </w:p>
         </w:tc>
         <w:tc>
@@ -821,6 +833,12 @@
                 <w:rFonts w:ascii="Times" w:eastAsia="Times" w:hAnsi="Times" w:cs="Times"/>
               </w:rPr>
             </w:pPr>
+            <w:r>
+              <w:rPr>
+                <w:rFonts w:ascii="Times" w:eastAsia="Times" w:hAnsi="Times" w:cs="Times"/>
+              </w:rPr>
+              <w:t>Should we hide these rests at the start, since the player will join based on GYSN 1 and not based on rhythm?</w:t>
+            </w:r>
           </w:p>
         </w:tc>
         <w:tc>

--- a/Working Folder/[In Progress] 4 Raymond Mok Kin Yee 莫健儿 - Cycle of Destiny 圆来缘去/4 Raymond Mok Kin Yee 莫健儿 - Cycle of Destiny 圆来缘去 - Errata_v1.docx
+++ b/Working Folder/[In Progress] 4 Raymond Mok Kin Yee 莫健儿 - Cycle of Destiny 圆来缘去/4 Raymond Mok Kin Yee 莫健儿 - Cycle of Destiny 圆来缘去 - Errata_v1.docx
@@ -680,6 +680,12 @@
                 <w:rFonts w:ascii="Times" w:eastAsia="Times" w:hAnsi="Times" w:cs="Times"/>
               </w:rPr>
             </w:pPr>
+            <w:r>
+              <w:rPr>
+                <w:rFonts w:ascii="Times" w:eastAsia="Times" w:hAnsi="Times" w:cs="Times"/>
+              </w:rPr>
+              <w:t>16</w:t>
+            </w:r>
           </w:p>
         </w:tc>
         <w:tc>
@@ -693,6 +699,14 @@
                 <w:rFonts w:ascii="Times" w:eastAsia="Times" w:hAnsi="Times" w:cs="Times"/>
               </w:rPr>
             </w:pPr>
+            <w:proofErr w:type="spellStart"/>
+            <w:r>
+              <w:rPr>
+                <w:rFonts w:ascii="Times" w:eastAsia="Times" w:hAnsi="Times" w:cs="Times"/>
+              </w:rPr>
+              <w:t>Cb</w:t>
+            </w:r>
+            <w:proofErr w:type="spellEnd"/>
           </w:p>
         </w:tc>
         <w:tc>
@@ -705,6 +719,36 @@
                 <w:rFonts w:ascii="Times" w:eastAsia="Times" w:hAnsi="Times" w:cs="Times"/>
               </w:rPr>
             </w:pPr>
+            <w:r>
+              <w:rPr>
+                <w:rFonts w:ascii="Times" w:eastAsia="Times" w:hAnsi="Times" w:cs="Times"/>
+              </w:rPr>
+              <w:t xml:space="preserve">Added missing </w:t>
+            </w:r>
+            <w:proofErr w:type="spellStart"/>
+            <w:r>
+              <w:rPr>
+                <w:rFonts w:ascii="Times" w:eastAsia="Times" w:hAnsi="Times" w:cs="Times"/>
+                <w:b/>
+                <w:bCs/>
+                <w:i/>
+                <w:iCs/>
+              </w:rPr>
+              <w:t>sfz</w:t>
+            </w:r>
+            <w:proofErr w:type="spellEnd"/>
+            <w:r>
+              <w:rPr>
+                <w:rFonts w:ascii="Times" w:eastAsia="Times" w:hAnsi="Times" w:cs="Times"/>
+              </w:rPr>
+              <w:t xml:space="preserve"> to match cello</w:t>
+            </w:r>
+            <w:r>
+              <w:rPr>
+                <w:rFonts w:ascii="Times" w:eastAsia="Times" w:hAnsi="Times" w:cs="Times"/>
+              </w:rPr>
+              <w:t>. Should the bass note also be a quaver like the cello?</w:t>
+            </w:r>
           </w:p>
         </w:tc>
         <w:tc>
@@ -738,6 +782,12 @@
                 <w:rFonts w:ascii="Times" w:eastAsia="Times" w:hAnsi="Times" w:cs="Times"/>
               </w:rPr>
             </w:pPr>
+            <w:r>
+              <w:rPr>
+                <w:rFonts w:ascii="Times" w:eastAsia="Times" w:hAnsi="Times" w:cs="Times"/>
+              </w:rPr>
+              <w:t>19-21</w:t>
+            </w:r>
           </w:p>
         </w:tc>
         <w:tc>
@@ -751,6 +801,12 @@
                 <w:rFonts w:ascii="Times" w:eastAsia="Times" w:hAnsi="Times" w:cs="Times"/>
               </w:rPr>
             </w:pPr>
+            <w:r>
+              <w:rPr>
+                <w:rFonts w:ascii="Times" w:eastAsia="Times" w:hAnsi="Times" w:cs="Times"/>
+              </w:rPr>
+              <w:t>PP</w:t>
+            </w:r>
           </w:p>
         </w:tc>
         <w:tc>
@@ -763,6 +819,30 @@
                 <w:rFonts w:ascii="Times" w:eastAsia="Times" w:hAnsi="Times" w:cs="Times"/>
               </w:rPr>
             </w:pPr>
+            <w:r>
+              <w:rPr>
+                <w:rFonts w:ascii="Times" w:eastAsia="Times" w:hAnsi="Times" w:cs="Times"/>
+              </w:rPr>
+              <w:t xml:space="preserve">Added missing </w:t>
+            </w:r>
+            <w:proofErr w:type="spellStart"/>
+            <w:r>
+              <w:rPr>
+                <w:rFonts w:ascii="Times" w:eastAsia="Times" w:hAnsi="Times" w:cs="Times"/>
+                <w:b/>
+                <w:bCs/>
+                <w:i/>
+                <w:iCs/>
+              </w:rPr>
+              <w:t>sffz</w:t>
+            </w:r>
+            <w:proofErr w:type="spellEnd"/>
+            <w:r>
+              <w:rPr>
+                <w:rFonts w:ascii="Times" w:eastAsia="Times" w:hAnsi="Times" w:cs="Times"/>
+              </w:rPr>
+              <w:t xml:space="preserve"> to match other instruments</w:t>
+            </w:r>
           </w:p>
         </w:tc>
         <w:tc>
@@ -800,7 +880,13 @@
               <w:rPr>
                 <w:rFonts w:ascii="Times" w:eastAsia="Times" w:hAnsi="Times" w:cs="Times"/>
               </w:rPr>
-              <w:t>C7</w:t>
+              <w:t>A4</w:t>
+            </w:r>
+            <w:r>
+              <w:rPr>
+                <w:rFonts w:ascii="Times" w:eastAsia="Times" w:hAnsi="Times" w:cs="Times"/>
+              </w:rPr>
+              <w:t xml:space="preserve"> (and more)</w:t>
             </w:r>
           </w:p>
         </w:tc>
@@ -819,7 +905,7 @@
               <w:rPr>
                 <w:rFonts w:ascii="Times" w:eastAsia="Times" w:hAnsi="Times" w:cs="Times"/>
               </w:rPr>
-              <w:t>GYSN2</w:t>
+              <w:t>ZYSN</w:t>
             </w:r>
           </w:p>
         </w:tc>
@@ -829,15 +915,16 @@
           </w:tcPr>
           <w:p>
             <w:pPr>
-              <w:rPr>
-                <w:rFonts w:ascii="Times" w:eastAsia="Times" w:hAnsi="Times" w:cs="Times"/>
-              </w:rPr>
-            </w:pPr>
-            <w:r>
-              <w:rPr>
-                <w:rFonts w:ascii="Times" w:eastAsia="Times" w:hAnsi="Times" w:cs="Times"/>
-              </w:rPr>
-              <w:t>Should we hide these rests at the start, since the player will join based on GYSN 1 and not based on rhythm?</w:t>
+              <w:jc w:val="center"/>
+              <w:rPr>
+                <w:rFonts w:ascii="Times" w:eastAsia="Times" w:hAnsi="Times" w:cs="Times"/>
+              </w:rPr>
+            </w:pPr>
+            <w:r>
+              <w:rPr>
+                <w:rFonts w:ascii="Times" w:eastAsia="Times" w:hAnsi="Times" w:cs="Times"/>
+              </w:rPr>
+              <w:t xml:space="preserve">Changed the tie to a dotted tie since there’s an accent at the next tied note. </w:t>
             </w:r>
           </w:p>
         </w:tc>
@@ -872,6 +959,12 @@
                 <w:rFonts w:ascii="Times" w:eastAsia="Times" w:hAnsi="Times" w:cs="Times"/>
               </w:rPr>
             </w:pPr>
+            <w:r>
+              <w:rPr>
+                <w:rFonts w:ascii="Times" w:eastAsia="Times" w:hAnsi="Times" w:cs="Times"/>
+              </w:rPr>
+              <w:t>C7</w:t>
+            </w:r>
           </w:p>
         </w:tc>
         <w:tc>
@@ -885,6 +978,12 @@
                 <w:rFonts w:ascii="Times" w:eastAsia="Times" w:hAnsi="Times" w:cs="Times"/>
               </w:rPr>
             </w:pPr>
+            <w:r>
+              <w:rPr>
+                <w:rFonts w:ascii="Times" w:eastAsia="Times" w:hAnsi="Times" w:cs="Times"/>
+              </w:rPr>
+              <w:t>GYSN 1 and 2</w:t>
+            </w:r>
           </w:p>
         </w:tc>
         <w:tc>
@@ -893,10 +992,17 @@
           </w:tcPr>
           <w:p>
             <w:pPr>
-              <w:rPr>
-                <w:rFonts w:ascii="Times" w:eastAsia="Times" w:hAnsi="Times" w:cs="Times"/>
-              </w:rPr>
-            </w:pPr>
+              <w:jc w:val="center"/>
+              <w:rPr>
+                <w:rFonts w:ascii="Times" w:eastAsia="Times" w:hAnsi="Times" w:cs="Times"/>
+              </w:rPr>
+            </w:pPr>
+            <w:r>
+              <w:rPr>
+                <w:rFonts w:ascii="Times" w:eastAsia="Times" w:hAnsi="Times" w:cs="Times"/>
+              </w:rPr>
+              <w:t>What is the 1.2 bracket on top for?</w:t>
+            </w:r>
           </w:p>
         </w:tc>
         <w:tc>
@@ -930,6 +1036,12 @@
                 <w:rFonts w:ascii="Times" w:eastAsia="Times" w:hAnsi="Times" w:cs="Times"/>
               </w:rPr>
             </w:pPr>
+            <w:r>
+              <w:rPr>
+                <w:rFonts w:ascii="Times" w:eastAsia="Times" w:hAnsi="Times" w:cs="Times"/>
+              </w:rPr>
+              <w:t>C7</w:t>
+            </w:r>
           </w:p>
         </w:tc>
         <w:tc>
@@ -943,6 +1055,24 @@
                 <w:rFonts w:ascii="Times" w:eastAsia="Times" w:hAnsi="Times" w:cs="Times"/>
               </w:rPr>
             </w:pPr>
+            <w:r>
+              <w:rPr>
+                <w:rFonts w:ascii="Times" w:eastAsia="Times" w:hAnsi="Times" w:cs="Times"/>
+              </w:rPr>
+              <w:t>GYSN</w:t>
+            </w:r>
+            <w:r>
+              <w:rPr>
+                <w:rFonts w:ascii="Times" w:eastAsia="Times" w:hAnsi="Times" w:cs="Times"/>
+              </w:rPr>
+              <w:t xml:space="preserve"> </w:t>
+            </w:r>
+            <w:r>
+              <w:rPr>
+                <w:rFonts w:ascii="Times" w:eastAsia="Times" w:hAnsi="Times" w:cs="Times"/>
+              </w:rPr>
+              <w:t>2</w:t>
+            </w:r>
           </w:p>
         </w:tc>
         <w:tc>
@@ -951,10 +1081,17 @@
           </w:tcPr>
           <w:p>
             <w:pPr>
-              <w:rPr>
-                <w:rFonts w:ascii="Times" w:eastAsia="Times" w:hAnsi="Times" w:cs="Times"/>
-              </w:rPr>
-            </w:pPr>
+              <w:jc w:val="center"/>
+              <w:rPr>
+                <w:rFonts w:ascii="Times" w:eastAsia="Times" w:hAnsi="Times" w:cs="Times"/>
+              </w:rPr>
+            </w:pPr>
+            <w:r>
+              <w:rPr>
+                <w:rFonts w:ascii="Times" w:eastAsia="Times" w:hAnsi="Times" w:cs="Times"/>
+              </w:rPr>
+              <w:t>Should we hide these rests at the start, since the player will join based on GYSN 1 and not based on rhythm?</w:t>
+            </w:r>
           </w:p>
         </w:tc>
         <w:tc>
@@ -966,7 +1103,7 @@
             <w:pPr>
               <w:jc w:val="center"/>
               <w:rPr>
-                <w:rFonts w:ascii="Times New Roman" w:hAnsi="Times New Roman" w:cs="Times New Roman"/>
+                <w:rFonts w:ascii="Times" w:eastAsia="Times" w:hAnsi="Times" w:cs="Times"/>
                 <w:color w:val="FF0000"/>
               </w:rPr>
             </w:pPr>
@@ -988,6 +1125,13 @@
                 <w:rFonts w:ascii="Times" w:eastAsia="Times" w:hAnsi="Times" w:cs="Times"/>
               </w:rPr>
             </w:pPr>
+            <w:r>
+              <w:rPr>
+                <w:rFonts w:ascii="Times" w:eastAsia="Times" w:hAnsi="Times" w:cs="Times"/>
+              </w:rPr>
+              <w:lastRenderedPageBreak/>
+              <w:t>50-52</w:t>
+            </w:r>
           </w:p>
         </w:tc>
         <w:tc>
@@ -999,9 +1143,14 @@
               <w:jc w:val="center"/>
               <w:rPr>
                 <w:rFonts w:ascii="Times" w:eastAsia="Times" w:hAnsi="Times" w:cs="Times"/>
-                <w:lang w:val="en-US"/>
-              </w:rPr>
-            </w:pPr>
+              </w:rPr>
+            </w:pPr>
+            <w:r>
+              <w:rPr>
+                <w:rFonts w:ascii="Times" w:eastAsia="Times" w:hAnsi="Times" w:cs="Times"/>
+              </w:rPr>
+              <w:t>PP</w:t>
+            </w:r>
           </w:p>
         </w:tc>
         <w:tc>
@@ -1010,10 +1159,31 @@
           </w:tcPr>
           <w:p>
             <w:pPr>
-              <w:rPr>
-                <w:rFonts w:ascii="Times" w:eastAsia="Times" w:hAnsi="Times" w:cs="Times"/>
-              </w:rPr>
-            </w:pPr>
+              <w:jc w:val="center"/>
+              <w:rPr>
+                <w:rFonts w:ascii="Times" w:eastAsia="Times" w:hAnsi="Times" w:cs="Times"/>
+              </w:rPr>
+            </w:pPr>
+            <w:r>
+              <w:rPr>
+                <w:rFonts w:ascii="Times" w:eastAsia="Times" w:hAnsi="Times" w:cs="Times"/>
+              </w:rPr>
+              <w:t xml:space="preserve">Added a </w:t>
+            </w:r>
+            <w:proofErr w:type="spellStart"/>
+            <w:r>
+              <w:rPr>
+                <w:rFonts w:ascii="Times" w:eastAsia="Times" w:hAnsi="Times" w:cs="Times"/>
+              </w:rPr>
+              <w:t>cresc</w:t>
+            </w:r>
+            <w:proofErr w:type="spellEnd"/>
+            <w:r>
+              <w:rPr>
+                <w:rFonts w:ascii="Times" w:eastAsia="Times" w:hAnsi="Times" w:cs="Times"/>
+              </w:rPr>
+              <w:t>. to the top voice to match others. Let me know if it’s correct!</w:t>
+            </w:r>
           </w:p>
         </w:tc>
         <w:tc>
@@ -1025,7 +1195,7 @@
             <w:pPr>
               <w:jc w:val="center"/>
               <w:rPr>
-                <w:rFonts w:ascii="Times New Roman" w:hAnsi="Times New Roman" w:cs="Times New Roman"/>
+                <w:rFonts w:ascii="Times" w:eastAsia="Times" w:hAnsi="Times" w:cs="Times"/>
                 <w:color w:val="FF0000"/>
               </w:rPr>
             </w:pPr>
@@ -1047,6 +1217,12 @@
                 <w:rFonts w:ascii="Times" w:eastAsia="Times" w:hAnsi="Times" w:cs="Times"/>
               </w:rPr>
             </w:pPr>
+            <w:r>
+              <w:rPr>
+                <w:rFonts w:ascii="Times" w:eastAsia="Times" w:hAnsi="Times" w:cs="Times"/>
+              </w:rPr>
+              <w:t>53-57</w:t>
+            </w:r>
           </w:p>
         </w:tc>
         <w:tc>
@@ -1060,6 +1236,12 @@
                 <w:rFonts w:ascii="Times" w:eastAsia="Times" w:hAnsi="Times" w:cs="Times"/>
               </w:rPr>
             </w:pPr>
+            <w:r>
+              <w:rPr>
+                <w:rFonts w:ascii="Times" w:eastAsia="Times" w:hAnsi="Times" w:cs="Times"/>
+              </w:rPr>
+              <w:t>Plucked Strings</w:t>
+            </w:r>
           </w:p>
         </w:tc>
         <w:tc>
@@ -1068,10 +1250,31 @@
           </w:tcPr>
           <w:p>
             <w:pPr>
-              <w:rPr>
-                <w:rFonts w:ascii="Times" w:eastAsia="Times" w:hAnsi="Times" w:cs="Times"/>
-              </w:rPr>
-            </w:pPr>
+              <w:jc w:val="center"/>
+              <w:rPr>
+                <w:rFonts w:ascii="Times" w:eastAsia="Times" w:hAnsi="Times" w:cs="Times"/>
+              </w:rPr>
+            </w:pPr>
+            <w:r>
+              <w:rPr>
+                <w:rFonts w:ascii="Times" w:eastAsia="Times" w:hAnsi="Times" w:cs="Times"/>
+              </w:rPr>
+              <w:t xml:space="preserve">Could you tell me what type of </w:t>
+            </w:r>
+            <w:proofErr w:type="spellStart"/>
+            <w:r>
+              <w:rPr>
+                <w:rFonts w:ascii="Times" w:eastAsia="Times" w:hAnsi="Times" w:cs="Times"/>
+              </w:rPr>
+              <w:t>gliss</w:t>
+            </w:r>
+            <w:proofErr w:type="spellEnd"/>
+            <w:r>
+              <w:rPr>
+                <w:rFonts w:ascii="Times" w:eastAsia="Times" w:hAnsi="Times" w:cs="Times"/>
+              </w:rPr>
+              <w:t xml:space="preserve"> is happening, and I can adjust the notation to be clearer.</w:t>
+            </w:r>
           </w:p>
         </w:tc>
         <w:tc>
@@ -1105,6 +1308,12 @@
                 <w:rFonts w:ascii="Times" w:eastAsia="Times" w:hAnsi="Times" w:cs="Times"/>
               </w:rPr>
             </w:pPr>
+            <w:r>
+              <w:rPr>
+                <w:rFonts w:ascii="Times" w:eastAsia="Times" w:hAnsi="Times" w:cs="Times"/>
+              </w:rPr>
+              <w:t>60-61</w:t>
+            </w:r>
           </w:p>
         </w:tc>
         <w:tc>
@@ -1116,8 +1325,16 @@
               <w:jc w:val="center"/>
               <w:rPr>
                 <w:rFonts w:ascii="Times" w:eastAsia="Times" w:hAnsi="Times" w:cs="Times"/>
-              </w:rPr>
-            </w:pPr>
+                <w:lang w:val="en-US"/>
+              </w:rPr>
+            </w:pPr>
+            <w:r>
+              <w:rPr>
+                <w:rFonts w:ascii="Times" w:eastAsia="Times" w:hAnsi="Times" w:cs="Times"/>
+                <w:lang w:val="en-US"/>
+              </w:rPr>
+              <w:t>All</w:t>
+            </w:r>
           </w:p>
         </w:tc>
         <w:tc>
@@ -1130,6 +1347,12 @@
                 <w:rFonts w:ascii="Times" w:eastAsia="Times" w:hAnsi="Times" w:cs="Times"/>
               </w:rPr>
             </w:pPr>
+            <w:r>
+              <w:rPr>
+                <w:rFonts w:ascii="Times" w:eastAsia="Times" w:hAnsi="Times" w:cs="Times"/>
+              </w:rPr>
+              <w:t>Does the accel happen until beat 3 of bar 61 or just to beat 1? Is the a tempo on beat 1 or beat 3?</w:t>
+            </w:r>
           </w:p>
         </w:tc>
         <w:tc>
@@ -1163,6 +1386,12 @@
                 <w:rFonts w:ascii="Times" w:eastAsia="Times" w:hAnsi="Times" w:cs="Times"/>
               </w:rPr>
             </w:pPr>
+            <w:r>
+              <w:rPr>
+                <w:rFonts w:ascii="Times" w:eastAsia="Times" w:hAnsi="Times" w:cs="Times"/>
+              </w:rPr>
+              <w:t>62-64</w:t>
+            </w:r>
           </w:p>
         </w:tc>
         <w:tc>
@@ -1176,6 +1405,12 @@
                 <w:rFonts w:ascii="Times" w:eastAsia="Times" w:hAnsi="Times" w:cs="Times"/>
               </w:rPr>
             </w:pPr>
+            <w:r>
+              <w:rPr>
+                <w:rFonts w:ascii="Times" w:eastAsia="Times" w:hAnsi="Times" w:cs="Times"/>
+              </w:rPr>
+              <w:t>All</w:t>
+            </w:r>
           </w:p>
         </w:tc>
         <w:tc>
@@ -1188,6 +1423,222 @@
                 <w:rFonts w:ascii="Times" w:eastAsia="Times" w:hAnsi="Times" w:cs="Times"/>
               </w:rPr>
             </w:pPr>
+            <w:r>
+              <w:rPr>
+                <w:rFonts w:ascii="Times" w:eastAsia="Times" w:hAnsi="Times" w:cs="Times"/>
+              </w:rPr>
+              <w:t>Should we divide this into a more typical beat structure for 5/4 such as 2+3 or 3+2</w:t>
+            </w:r>
+            <w:r>
+              <w:rPr>
+                <w:rFonts w:ascii="Times" w:eastAsia="Times" w:hAnsi="Times" w:cs="Times"/>
+              </w:rPr>
+              <w:t>, or is there an accent of sorts intended for the last beat of each bar of tremolo?</w:t>
+            </w:r>
+          </w:p>
+        </w:tc>
+        <w:tc>
+          <w:tcPr>
+            <w:tcW w:w="2711" w:type="dxa"/>
+            <w:vAlign w:val="center"/>
+          </w:tcPr>
+          <w:p>
+            <w:pPr>
+              <w:jc w:val="center"/>
+              <w:rPr>
+                <w:rFonts w:ascii="Times New Roman" w:hAnsi="Times New Roman" w:cs="Times New Roman"/>
+                <w:color w:val="FF0000"/>
+              </w:rPr>
+            </w:pPr>
+          </w:p>
+        </w:tc>
+      </w:tr>
+      <w:tr>
+        <w:trPr>
+          <w:trHeight w:val="552"/>
+        </w:trPr>
+        <w:tc>
+          <w:tcPr>
+            <w:tcW w:w="1129" w:type="dxa"/>
+          </w:tcPr>
+          <w:p>
+            <w:pPr>
+              <w:jc w:val="center"/>
+              <w:rPr>
+                <w:rFonts w:ascii="Times" w:eastAsia="Times" w:hAnsi="Times" w:cs="Times"/>
+              </w:rPr>
+            </w:pPr>
+            <w:r>
+              <w:rPr>
+                <w:rFonts w:ascii="Times" w:eastAsia="Times" w:hAnsi="Times" w:cs="Times"/>
+              </w:rPr>
+              <w:t>74</w:t>
+            </w:r>
+          </w:p>
+        </w:tc>
+        <w:tc>
+          <w:tcPr>
+            <w:tcW w:w="1985" w:type="dxa"/>
+          </w:tcPr>
+          <w:p>
+            <w:pPr>
+              <w:jc w:val="center"/>
+              <w:rPr>
+                <w:rFonts w:ascii="Times" w:eastAsia="Times" w:hAnsi="Times" w:cs="Times"/>
+              </w:rPr>
+            </w:pPr>
+            <w:r>
+              <w:rPr>
+                <w:rFonts w:ascii="Times" w:eastAsia="Times" w:hAnsi="Times" w:cs="Times"/>
+              </w:rPr>
+              <w:t>Strings</w:t>
+            </w:r>
+          </w:p>
+        </w:tc>
+        <w:tc>
+          <w:tcPr>
+            <w:tcW w:w="3260" w:type="dxa"/>
+          </w:tcPr>
+          <w:p>
+            <w:pPr>
+              <w:rPr>
+                <w:rFonts w:ascii="Times" w:eastAsia="Times" w:hAnsi="Times" w:cs="Times"/>
+              </w:rPr>
+            </w:pPr>
+            <w:r>
+              <w:rPr>
+                <w:rFonts w:ascii="Times" w:eastAsia="Times" w:hAnsi="Times" w:cs="Times"/>
+              </w:rPr>
+              <w:t xml:space="preserve">Removed non </w:t>
+            </w:r>
+            <w:proofErr w:type="spellStart"/>
+            <w:r>
+              <w:rPr>
+                <w:rFonts w:ascii="Times" w:eastAsia="Times" w:hAnsi="Times" w:cs="Times"/>
+              </w:rPr>
+              <w:t>vib</w:t>
+            </w:r>
+            <w:proofErr w:type="spellEnd"/>
+            <w:r>
+              <w:rPr>
+                <w:rFonts w:ascii="Times" w:eastAsia="Times" w:hAnsi="Times" w:cs="Times"/>
+              </w:rPr>
+              <w:t xml:space="preserve">. </w:t>
+            </w:r>
+            <w:r>
+              <w:rPr>
+                <w:rFonts w:ascii="Times" w:eastAsia="Times" w:hAnsi="Times" w:cs="Times"/>
+              </w:rPr>
+              <w:t>f</w:t>
+            </w:r>
+            <w:r>
+              <w:rPr>
+                <w:rFonts w:ascii="Times" w:eastAsia="Times" w:hAnsi="Times" w:cs="Times"/>
+              </w:rPr>
+              <w:t>rom other strings</w:t>
+            </w:r>
+            <w:r>
+              <w:rPr>
+                <w:rFonts w:ascii="Times" w:eastAsia="Times" w:hAnsi="Times" w:cs="Times"/>
+              </w:rPr>
+              <w:t xml:space="preserve"> </w:t>
+            </w:r>
+            <w:proofErr w:type="spellStart"/>
+            <w:r>
+              <w:rPr>
+                <w:rFonts w:ascii="Times" w:eastAsia="Times" w:hAnsi="Times" w:cs="Times"/>
+              </w:rPr>
+              <w:t>escept</w:t>
+            </w:r>
+            <w:proofErr w:type="spellEnd"/>
+            <w:r>
+              <w:rPr>
+                <w:rFonts w:ascii="Times" w:eastAsia="Times" w:hAnsi="Times" w:cs="Times"/>
+              </w:rPr>
+              <w:t xml:space="preserve"> bass</w:t>
+            </w:r>
+            <w:r>
+              <w:rPr>
+                <w:rFonts w:ascii="Times" w:eastAsia="Times" w:hAnsi="Times" w:cs="Times"/>
+              </w:rPr>
+              <w:t xml:space="preserve"> since they are not playing any notes.</w:t>
+            </w:r>
+          </w:p>
+        </w:tc>
+        <w:tc>
+          <w:tcPr>
+            <w:tcW w:w="2711" w:type="dxa"/>
+            <w:vAlign w:val="center"/>
+          </w:tcPr>
+          <w:p>
+            <w:pPr>
+              <w:jc w:val="center"/>
+              <w:rPr>
+                <w:rFonts w:ascii="Times New Roman" w:hAnsi="Times New Roman" w:cs="Times New Roman"/>
+                <w:color w:val="FF0000"/>
+              </w:rPr>
+            </w:pPr>
+          </w:p>
+        </w:tc>
+      </w:tr>
+      <w:tr>
+        <w:trPr>
+          <w:trHeight w:val="552"/>
+        </w:trPr>
+        <w:tc>
+          <w:tcPr>
+            <w:tcW w:w="1129" w:type="dxa"/>
+          </w:tcPr>
+          <w:p>
+            <w:pPr>
+              <w:jc w:val="center"/>
+              <w:rPr>
+                <w:rFonts w:ascii="Times" w:eastAsia="Times" w:hAnsi="Times" w:cs="Times"/>
+              </w:rPr>
+            </w:pPr>
+            <w:r>
+              <w:rPr>
+                <w:rFonts w:ascii="Times" w:eastAsia="Times" w:hAnsi="Times" w:cs="Times"/>
+              </w:rPr>
+              <w:t>90</w:t>
+            </w:r>
+          </w:p>
+        </w:tc>
+        <w:tc>
+          <w:tcPr>
+            <w:tcW w:w="1985" w:type="dxa"/>
+          </w:tcPr>
+          <w:p>
+            <w:pPr>
+              <w:jc w:val="center"/>
+              <w:rPr>
+                <w:rFonts w:ascii="Times" w:eastAsia="Times" w:hAnsi="Times" w:cs="Times"/>
+              </w:rPr>
+            </w:pPr>
+            <w:r>
+              <w:rPr>
+                <w:rFonts w:ascii="Times" w:eastAsia="Times" w:hAnsi="Times" w:cs="Times"/>
+              </w:rPr>
+              <w:t>All</w:t>
+            </w:r>
+          </w:p>
+        </w:tc>
+        <w:tc>
+          <w:tcPr>
+            <w:tcW w:w="3260" w:type="dxa"/>
+          </w:tcPr>
+          <w:p>
+            <w:pPr>
+              <w:rPr>
+                <w:rFonts w:ascii="Times" w:eastAsia="Times" w:hAnsi="Times" w:cs="Times"/>
+              </w:rPr>
+            </w:pPr>
+            <w:r>
+              <w:rPr>
+                <w:rFonts w:ascii="Times" w:eastAsia="Times" w:hAnsi="Times" w:cs="Times"/>
+              </w:rPr>
+              <w:t>Rehearsal mark F is here, but there is a tempo change at m. 89. Would it make sense to have rehearsal mark F at m. 89 or at another location?</w:t>
+            </w:r>
           </w:p>
         </w:tc>
         <w:tc>
